--- a/az/scientists/CV/Word/Efendiyev_Messoud_CV_AZ.docx
+++ b/az/scientists/CV/Word/Efendiyev_Messoud_CV_AZ.docx
@@ -439,7 +439,7 @@
           <w:sz w:val="21"/>
           <w:szCs w:val="21"/>
         </w:rPr>
-        <w:t>Məsud Əfəndiyev İstanbuldakı Marmara Universitetində rektorun fəxri qonaq professoru və Helmholtz Zentrum München-də dinamik sistemlər şöbəsinin müdiridir; Münhen Texniki Universiteti ilə bağlı qonaq və aparıcı professor vəzifəsi də göstərilir. 1980-ci ildə M. V. Lomonosov adına Moskva Dövlət Universitetində PhD, 1998-ci ildə Berlin Azad Universitetində Dr. Sci. (habilitasiya) dərəcəsi alıb. CV-də 8 kitab və 186 jurnal və konfrans məqaləsinin müəllifi və ya həmmüəllifi olduğu yazılıb. Göstərilən maraqları sonsuz ölçülü dinamik sistemlər, riyazi biologiya və tibb, riyazi fizikanın qeyri-xətti tənlikləridir.</w:t>
+        <w:t>Məsud Əfəndiyev İstanbuldakı Marmara Universitetində rektorun fəxri qonaq professoru və Helmholtz Zentrum München-də dinamik sistemlər şöbəsinin müdiridir; Münhen Texniki Universiteti ilə bağlı qonaq və aparıcı professor vəzifəsi də göstərilir. 1980-ci ildə M. V. Lomonosov adına Moskva Dövlət Universitetində PhD, 1998-ci ildə Berlin Azad Universitetində Dr. Sci. (habilitasiya) dərəcəsi alıb. 8 kitab və 186 jurnal və konfrans məqaləsinin müəllifi və ya həmmüəllifi olduğu yazılıb. Göstərilən maraqları sonsuz ölçülü dinamik sistemlər, riyazi biologiya və tibb, riyazi fizikanın qeyri-xətti tənlikləridir.</w:t>
       </w:r>
     </w:p>
     <w:p>
@@ -2509,7 +2509,7 @@
                 <w:sz w:val="21"/>
                 <w:szCs w:val="21"/>
               </w:rPr>
-              <w:t>CV</w:t>
+              <w:t>Özü tərəfindən</w:t>
             </w:r>
           </w:p>
         </w:tc>
@@ -2613,7 +2613,7 @@
                 <w:sz w:val="21"/>
                 <w:szCs w:val="21"/>
               </w:rPr>
-              <w:t>CV</w:t>
+              <w:t>Özü tərəfindən</w:t>
             </w:r>
           </w:p>
         </w:tc>
